--- a/docs/sales/self-service-take-home-assignment.docx
+++ b/docs/sales/self-service-take-home-assignment.docx
@@ -16,7 +16,7 @@
           <w:sz w:val="32"/>
           <w:szCs w:val="32"/>
         </w:rPr>
-        <w:t xml:space="preserve">Self-service Take-Home Assignment</w:t>
+        <w:t xml:space="preserve">Self-Service Take-Home</w:t>
       </w:r>
     </w:p>
     <w:p>
@@ -722,7 +722,7 @@
                 <w:sz w:val="20"/>
                 <w:szCs w:val="20"/>
               </w:rPr>
-              <w:t xml:space="preserve">Signals from Early Self-Service Screening</w:t>
+              <w:t xml:space="preserve">Signals from Self-Service Skill Check</w:t>
             </w:r>
           </w:p>
         </w:tc>
@@ -1033,7 +1033,7 @@
           <w:sz w:val="22"/>
           <w:szCs w:val="22"/>
         </w:rPr>
-        <w:t xml:space="preserve">Same reporting model as Early Self-Service Screening:</w:t>
+        <w:t xml:space="preserve">Same reporting model as Self-Service Skill Check:</w:t>
       </w:r>
     </w:p>
     <w:tbl>
@@ -1441,7 +1441,7 @@
           <w:sz w:val="22"/>
           <w:szCs w:val="22"/>
         </w:rPr>
-        <w:t xml:space="preserve">After a light screen or Early Self-Service Screening, as a work sample</w:t>
+        <w:t xml:space="preserve">After a light screen or Self-Service Skill Check, as a work sample</w:t>
       </w:r>
     </w:p>
     <w:p>
@@ -1590,7 +1590,7 @@
                 <w:sz w:val="20"/>
                 <w:szCs w:val="20"/>
               </w:rPr>
-              <w:t xml:space="preserve">With Self-service Take-Home</w:t>
+              <w:t xml:space="preserve">With Self-Service Take-Home</w:t>
             </w:r>
           </w:p>
         </w:tc>
